--- a/TalentAI - User Manual.docx
+++ b/TalentAI - User Manual.docx
@@ -96,21 +96,6 @@
           <w:szCs w:val="18"/>
         </w:rPr>
         <w:t>For Recruiters, Candidates, Employees, and Platform Administrators.</w:t>
-      </w:r>
-    </w:p>
-    <w:p>
-      <w:pPr>
-        <w:jc w:val="center"/>
-      </w:pPr>
-      <w:r>
-        <w:rPr>
-          <w:i/>
-          <w:iCs/>
-          <w:color w:val="9AA5B1"/>
-          <w:sz w:val="15"/>
-          <w:szCs w:val="15"/>
-        </w:rPr>
-        <w:t>This edition includes labeled screenshot placeholders for each key screen — replace them with live captures before distribution.</w:t>
       </w:r>
     </w:p>
     <w:p>
@@ -6519,60 +6504,6 @@
         <w:t>Sections 6 and 7 are the core reference: Section 6 walks through every feature in the order you'd typically use it, and Section 7 summarizes exactly what each role can and cannot see. If you only need one thing, start with the Table of Contents — every heading is clickable in Word.</w:t>
       </w:r>
     </w:p>
-    <w:tbl>
-      <w:tblPr>
-        <w:tblW w:w="5000" w:type="pct"/>
-        <w:tblBorders>
-          <w:top w:val="single" w:sz="4" w:space="0" w:color="1B2A4A"/>
-          <w:left w:val="single" w:sz="24" w:space="0" w:color="1B2A4A"/>
-          <w:bottom w:val="single" w:sz="4" w:space="0" w:color="1B2A4A"/>
-          <w:right w:val="single" w:sz="4" w:space="0" w:color="1B2A4A"/>
-        </w:tblBorders>
-        <w:tblCellMar>
-          <w:left w:w="10" w:type="dxa"/>
-          <w:right w:w="10" w:type="dxa"/>
-        </w:tblCellMar>
-        <w:tblLook w:val="0000" w:firstRow="0" w:lastRow="0" w:firstColumn="0" w:lastColumn="0" w:noHBand="0" w:noVBand="0"/>
-      </w:tblPr>
-      <w:tblGrid>
-        <w:gridCol w:w="9325"/>
-      </w:tblGrid>
-      <w:tr>
-        <w:tc>
-          <w:tcPr>
-            <w:tcW w:w="0" w:type="auto"/>
-            <w:shd w:val="clear" w:color="auto" w:fill="EAF0FB"/>
-            <w:tcMar>
-              <w:top w:w="140" w:type="dxa"/>
-              <w:left w:w="220" w:type="dxa"/>
-              <w:bottom w:w="140" w:type="dxa"/>
-              <w:right w:w="220" w:type="dxa"/>
-            </w:tcMar>
-          </w:tcPr>
-          <w:p>
-            <w:pPr>
-              <w:spacing w:after="60"/>
-            </w:pPr>
-            <w:r>
-              <w:rPr>
-                <w:b/>
-                <w:bCs/>
-                <w:color w:val="1B2A4A"/>
-              </w:rPr>
-              <w:t>About the screenshot placeholders</w:t>
-            </w:r>
-          </w:p>
-          <w:p>
-            <w:r>
-              <w:rPr>
-                <w:color w:val="374151"/>
-              </w:rPr>
-              <w:t>Wherever you see a dashed gray box marked “SCREENSHOT PLACEHOLDER,” that is a deliberate empty slot sized for a real screen capture. Replace each one with an actual screenshot of that screen before sharing this manual externally — the surrounding text was written to make sense either way.</w:t>
-            </w:r>
-          </w:p>
-        </w:tc>
-      </w:tr>
-    </w:tbl>
     <w:p>
       <w:r>
         <w:br w:type="page"/>
@@ -8038,8 +7969,13 @@
         <w:spacing w:after="60"/>
       </w:pPr>
       <w:r>
-        <w:t>AI Assistant — your AI Coach chat</w:t>
-      </w:r>
+        <w:t xml:space="preserve">AI Assistant — your AI Coach </w:t>
+      </w:r>
+      <w:proofErr w:type="gramStart"/>
+      <w:r>
+        <w:t>chat</w:t>
+      </w:r>
+      <w:proofErr w:type="gramEnd"/>
     </w:p>
     <w:p>
       <w:pPr>
@@ -8051,7 +7987,31 @@
         <w:spacing w:after="60"/>
       </w:pPr>
       <w:r>
-        <w:t>IT support — raise or track IT requests</w:t>
+        <w:t xml:space="preserve">IT </w:t>
+      </w:r>
+      <w:proofErr w:type="gramStart"/>
+      <w:r>
+        <w:t>support —</w:t>
+      </w:r>
+      <w:proofErr w:type="gramEnd"/>
+      <w:r>
+        <w:t xml:space="preserve"> </w:t>
+      </w:r>
+      <w:proofErr w:type="gramStart"/>
+      <w:r>
+        <w:t>raise</w:t>
+      </w:r>
+      <w:proofErr w:type="gramEnd"/>
+      <w:r>
+        <w:t xml:space="preserve"> or </w:t>
+      </w:r>
+      <w:proofErr w:type="gramStart"/>
+      <w:r>
+        <w:t>track</w:t>
+      </w:r>
+      <w:proofErr w:type="gramEnd"/>
+      <w:r>
+        <w:t xml:space="preserve"> IT requests</w:t>
       </w:r>
     </w:p>
     <w:p>
@@ -8523,7 +8483,15 @@
         <w:spacing w:after="160"/>
       </w:pPr>
       <w:r>
-        <w:t>Most actions — creating an invitation, verifying a document, replying to a ticket — open as a focused form or pop-up (modal) rather than a full page change, so you don't lose your place in the list behind it.</w:t>
+        <w:t xml:space="preserve">Most actions — creating an invitation, verifying a document, replying to a ticket — open as a focused form or pop-up (modal) rather than a </w:t>
+      </w:r>
+      <w:proofErr w:type="gramStart"/>
+      <w:r>
+        <w:t>full page</w:t>
+      </w:r>
+      <w:proofErr w:type="gramEnd"/>
+      <w:r>
+        <w:t xml:space="preserve"> change, so you don't lose your place in the list behind it.</w:t>
       </w:r>
     </w:p>
     <w:p>
@@ -8547,7 +8515,23 @@
         <w:spacing w:after="160"/>
       </w:pPr>
       <w:r>
-        <w:t>Color-coded badges (for example, on candidates, offers, and tickets) show where a record currently stands — such as Invited, Onboarding, Pending Signature, Signed, Open, In Progress, Resolved — so you can tell a record's state at a glance.</w:t>
+        <w:t xml:space="preserve">Color-coded badges (for example, on candidates, offers, and tickets) show where a record currently stands — such as Invited, Onboarding, Pending Signature, Signed, Open, In Progress, </w:t>
+      </w:r>
+      <w:proofErr w:type="gramStart"/>
+      <w:r>
+        <w:t>Resolved</w:t>
+      </w:r>
+      <w:proofErr w:type="gramEnd"/>
+      <w:r>
+        <w:t xml:space="preserve"> — so you can tell a record's state </w:t>
+      </w:r>
+      <w:proofErr w:type="gramStart"/>
+      <w:r>
+        <w:t>at a glance</w:t>
+      </w:r>
+      <w:proofErr w:type="gramEnd"/>
+      <w:r>
+        <w:t>.</w:t>
       </w:r>
     </w:p>
     <w:p>
@@ -8571,7 +8555,15 @@
         <w:spacing w:after="160"/>
       </w:pPr>
       <w:r>
-        <w:t>An assistant icon (shown as an animated orb/avatar) is available from your dashboard. Clicking it opens a chat panel where you can type requests in plain language. See Section 10 for full details.</w:t>
+        <w:t xml:space="preserve">An assistant icon (shown as an animated orb/avatar) is available from your dashboard. </w:t>
+      </w:r>
+      <w:proofErr w:type="gramStart"/>
+      <w:r>
+        <w:t>Clicking it</w:t>
+      </w:r>
+      <w:proofErr w:type="gramEnd"/>
+      <w:r>
+        <w:t xml:space="preserve"> opens a chat panel where you can type requests in plain language. See Section 10 for full details.</w:t>
       </w:r>
     </w:p>
     <w:p>
@@ -8774,7 +8766,25 @@
           <w:bCs/>
           <w:color w:val="2F5AA8"/>
         </w:rPr>
-        <w:t>6.2 Candidate Onboarding Wizard (Candidate) — Pre-Hire</w:t>
+        <w:t>6.2 Candidate Onboarding Wizard (</w:t>
+      </w:r>
+      <w:proofErr w:type="gramStart"/>
+      <w:r>
+        <w:rPr>
+          <w:b/>
+          <w:bCs/>
+          <w:color w:val="2F5AA8"/>
+        </w:rPr>
+        <w:t>Candidate) —</w:t>
+      </w:r>
+      <w:proofErr w:type="gramEnd"/>
+      <w:r>
+        <w:rPr>
+          <w:b/>
+          <w:bCs/>
+          <w:color w:val="2F5AA8"/>
+        </w:rPr>
+        <w:t xml:space="preserve"> Pre-Hire</w:t>
       </w:r>
       <w:bookmarkEnd w:id="33"/>
     </w:p>
@@ -8809,7 +8819,15 @@
         <w:spacing w:after="60"/>
       </w:pPr>
       <w:r>
-        <w:t>How to access it: Automatically after accepting an invitation, at the Onboarding page. A progress bar across the top tracks Personal → Education → Skills → Review.</w:t>
+        <w:t xml:space="preserve">How to access it: Automatically after accepting an invitation, </w:t>
+      </w:r>
+      <w:proofErr w:type="gramStart"/>
+      <w:r>
+        <w:t>at</w:t>
+      </w:r>
+      <w:proofErr w:type="gramEnd"/>
+      <w:r>
+        <w:t xml:space="preserve"> the Onboarding page. A progress bar across the top tracks Personal → Education → Skills → Review.</w:t>
       </w:r>
     </w:p>
     <w:p>
@@ -8833,7 +8851,23 @@
         <w:spacing w:after="160"/>
       </w:pPr>
       <w:r>
-        <w:t>Titled “Personal &amp; contact information” on screen. Covers your name, date of birth, gender, nationality, national ID number, contact details, and current/permanent address. You can optionally attach your National ID (CNIC/NIC) here — doing so scans the card and auto-fills matching fields for you to review, or you can skip scanning and enter everything by hand.</w:t>
+        <w:t xml:space="preserve">Titled “Personal &amp; contact information” on screen. Covers your name, date of birth, gender, nationality, national ID number, contact details, and current/permanent address. You can optionally attach your National ID (CNIC/NIC) </w:t>
+      </w:r>
+      <w:proofErr w:type="gramStart"/>
+      <w:r>
+        <w:t>here — doing so</w:t>
+      </w:r>
+      <w:proofErr w:type="gramEnd"/>
+      <w:r>
+        <w:t xml:space="preserve"> </w:t>
+      </w:r>
+      <w:proofErr w:type="gramStart"/>
+      <w:r>
+        <w:t>scans</w:t>
+      </w:r>
+      <w:proofErr w:type="gramEnd"/>
+      <w:r>
+        <w:t xml:space="preserve"> the card and auto-fills matching fields for you to review, or you can skip scanning and enter everything by hand.</w:t>
       </w:r>
     </w:p>
     <w:p>
@@ -8906,7 +8940,15 @@
         <w:spacing w:after="160"/>
       </w:pPr>
       <w:r>
-        <w:t>Titled “Review &amp; submit” on screen. Shows a summary of everything entered and flags any missing sections (personal information, National ID, education and transcript, skills, or Resume/CV) before you can submit.</w:t>
+        <w:t xml:space="preserve">Titled “Review &amp; submit” on screen. Shows a summary of everything entered and flags any missing sections (personal information, National ID, education and transcript, skills, or Resume/CV) before you can </w:t>
+      </w:r>
+      <w:proofErr w:type="gramStart"/>
+      <w:r>
+        <w:t>submit</w:t>
+      </w:r>
+      <w:proofErr w:type="gramEnd"/>
+      <w:r>
+        <w:t>.</w:t>
       </w:r>
     </w:p>
     <w:p>
@@ -8960,7 +9002,25 @@
           <w:bCs/>
           <w:color w:val="2F5AA8"/>
         </w:rPr>
-        <w:t>6.3 Post-Hire Profile Wizard (Employee) — Complete Profile</w:t>
+        <w:t>6.3 Post-Hire Profile Wizard (</w:t>
+      </w:r>
+      <w:proofErr w:type="gramStart"/>
+      <w:r>
+        <w:rPr>
+          <w:b/>
+          <w:bCs/>
+          <w:color w:val="2F5AA8"/>
+        </w:rPr>
+        <w:t>Employee) —</w:t>
+      </w:r>
+      <w:proofErr w:type="gramEnd"/>
+      <w:r>
+        <w:rPr>
+          <w:b/>
+          <w:bCs/>
+          <w:color w:val="2F5AA8"/>
+        </w:rPr>
+        <w:t xml:space="preserve"> Complete Profile</w:t>
       </w:r>
       <w:bookmarkEnd w:id="38"/>
     </w:p>
@@ -8969,7 +9029,15 @@
         <w:spacing w:after="160"/>
       </w:pPr>
       <w:r>
-        <w:t>What it does: A second, shorter wizard that collects the remaining information only needed once you're actually hired — separate from the pre-hire onboarding wizard in Section 6.2.</w:t>
+        <w:t xml:space="preserve">What it does: A second, shorter wizard that collects the remaining information only needed once you're </w:t>
+      </w:r>
+      <w:proofErr w:type="gramStart"/>
+      <w:r>
+        <w:t>actually hired</w:t>
+      </w:r>
+      <w:proofErr w:type="gramEnd"/>
+      <w:r>
+        <w:t xml:space="preserve"> — separate from the pre-hire onboarding wizard in Section 6.2.</w:t>
       </w:r>
     </w:p>
     <w:p>
@@ -9291,7 +9359,15 @@
         <w:spacing w:after="60"/>
       </w:pPr>
       <w:r>
-        <w:t>The candidate reviews the offer, and can accept &amp; sign, propose a counter-offer (negotiate), or decline.</w:t>
+        <w:t xml:space="preserve">The candidate reviews the offer, and can accept &amp; sign, propose a </w:t>
+      </w:r>
+      <w:proofErr w:type="gramStart"/>
+      <w:r>
+        <w:t>counter-offer</w:t>
+      </w:r>
+      <w:proofErr w:type="gramEnd"/>
+      <w:r>
+        <w:t xml:space="preserve"> (negotiate), or decline.</w:t>
       </w:r>
     </w:p>
     <w:p>
@@ -9394,7 +9470,15 @@
         <w:spacing w:after="60"/>
       </w:pPr>
       <w:r>
-        <w:t>Extensions &amp; reminders: A recruiter can extend an offer's response deadline, or send a reminder if the candidate hasn't responded.</w:t>
+        <w:t xml:space="preserve">Extensions &amp; reminders: A recruiter can extend an offer's response </w:t>
+      </w:r>
+      <w:proofErr w:type="gramStart"/>
+      <w:r>
+        <w:t>deadline, or</w:t>
+      </w:r>
+      <w:proofErr w:type="gramEnd"/>
+      <w:r>
+        <w:t xml:space="preserve"> send a reminder if the candidate hasn't responded.</w:t>
       </w:r>
     </w:p>
     <w:p>
@@ -9420,7 +9504,15 @@
         <w:spacing w:after="60"/>
       </w:pPr>
       <w:r>
-        <w:t>Restrictions: A candidate can only act on their own offer; only a recruiter/Super Admin can approve or edit-and-resend an offer.</w:t>
+        <w:t xml:space="preserve">Restrictions: A candidate can only act on their own offer; only a recruiter/Super Admin can approve or </w:t>
+      </w:r>
+      <w:proofErr w:type="gramStart"/>
+      <w:r>
+        <w:t>edit-and-resend</w:t>
+      </w:r>
+      <w:proofErr w:type="gramEnd"/>
+      <w:r>
+        <w:t xml:space="preserve"> an offer.</w:t>
       </w:r>
     </w:p>
     <w:p>
@@ -9444,7 +9536,15 @@
         <w:spacing w:after="160"/>
       </w:pPr>
       <w:r>
-        <w:t>What it does: Requests and tracks the equipment and account access a new hire needs on day one.</w:t>
+        <w:t xml:space="preserve">What it does: Requests and tracks the equipment and account access a </w:t>
+      </w:r>
+      <w:proofErr w:type="gramStart"/>
+      <w:r>
+        <w:t>new hire needs</w:t>
+      </w:r>
+      <w:proofErr w:type="gramEnd"/>
+      <w:r>
+        <w:t xml:space="preserve"> on day one.</w:t>
       </w:r>
     </w:p>
     <w:p>
@@ -9690,7 +9790,15 @@
         <w:spacing w:after="160"/>
       </w:pPr>
       <w:r>
-        <w:t>What it does: Gives every employee a personal profile, and gives recruiters a searchable directory of the whole organization.</w:t>
+        <w:t xml:space="preserve">What it does: Gives every employee a personal </w:t>
+      </w:r>
+      <w:proofErr w:type="gramStart"/>
+      <w:r>
+        <w:t>profile, and</w:t>
+      </w:r>
+      <w:proofErr w:type="gramEnd"/>
+      <w:r>
+        <w:t xml:space="preserve"> gives recruiters a searchable directory of the whole organization.</w:t>
       </w:r>
     </w:p>
     <w:p>
@@ -9803,7 +9911,15 @@
         <w:spacing w:after="160"/>
       </w:pPr>
       <w:r>
-        <w:t>What it does: Gives employees access to a live catalog of courses (sourced from Coursera and Microsoft Learn, plus courses your organization manages directly), tracks progress, and recommends what to take next.</w:t>
+        <w:t xml:space="preserve">What it does: Gives employees access to a live catalog of courses (sourced from Coursera and Microsoft Learn, plus courses your organization manages directly), tracks </w:t>
+      </w:r>
+      <w:proofErr w:type="gramStart"/>
+      <w:r>
+        <w:t>progress, and</w:t>
+      </w:r>
+      <w:proofErr w:type="gramEnd"/>
+      <w:r>
+        <w:t xml:space="preserve"> recommends what to take next.</w:t>
       </w:r>
     </w:p>
     <w:p>
@@ -10128,7 +10244,15 @@
         <w:spacing w:after="60"/>
       </w:pPr>
       <w:r>
-        <w:t>Who can use it: All roles can raise a ticket for themselves; Recruiters/Super Admin/IT officers triage, assign, reply to, and close tickets.</w:t>
+        <w:t xml:space="preserve">Who can use it: All roles can raise a ticket for themselves; Recruiters/Super Admin/IT </w:t>
+      </w:r>
+      <w:proofErr w:type="gramStart"/>
+      <w:r>
+        <w:t>officers</w:t>
+      </w:r>
+      <w:proofErr w:type="gramEnd"/>
+      <w:r>
+        <w:t xml:space="preserve"> triage, assign, reply to, and close tickets.</w:t>
       </w:r>
     </w:p>
     <w:p>
@@ -10634,8 +10758,13 @@
         </w:numPr>
         <w:spacing w:after="60"/>
       </w:pPr>
-      <w:r>
-        <w:t>Cannot access: Other organizations' data, or any Super Admin-only administration screens.</w:t>
+      <w:proofErr w:type="gramStart"/>
+      <w:r>
+        <w:t>Cannot</w:t>
+      </w:r>
+      <w:proofErr w:type="gramEnd"/>
+      <w:r>
+        <w:t xml:space="preserve"> access: Other organizations' data, or any Super Admin-only administration screens.</w:t>
       </w:r>
     </w:p>
     <w:p>
@@ -10648,7 +10777,15 @@
         <w:spacing w:after="60"/>
       </w:pPr>
       <w:r>
-        <w:t>Role-specific workflow — capabilities: In addition to being a recruiter, each recruiter has a set of per-module on/off switches (called capabilities) that a Super Admin (or an org-level setting) controls — for example, a recruiter might be fully able to manage Candidates but have the Learning module switched off for them specifically. The full list of switchable modules is: Overview, Candidates, Invite &amp; Offer, Employees, Talent, Learning, Organization Setup, AI Assistant, Messages, Announcements, IT, Reporting, Profile, and Support. If a sidebar item you expect to see is missing, this is the most common reason — check with your administrator rather than assuming something is broken.</w:t>
+        <w:t xml:space="preserve">Role-specific workflow — capabilities: In addition to being a recruiter, each recruiter has a set of per-module on/off switches (called capabilities) that a Super Admin (or an org-level setting) controls — for example, a recruiter might be fully able to manage Candidates but have the Learning module switched off for them specifically. The full list of switchable modules </w:t>
+      </w:r>
+      <w:proofErr w:type="gramStart"/>
+      <w:r>
+        <w:t>is:</w:t>
+      </w:r>
+      <w:proofErr w:type="gramEnd"/>
+      <w:r>
+        <w:t xml:space="preserve"> Overview, Candidates, Invite &amp; Offer, Employees, Talent, Learning, Organization Setup, AI Assistant, Messages, Announcements, IT, Reporting, Profile, and Support. If a sidebar item you expect to see is missing, this is the most common reason — check with your administrator rather than assuming something is broken.</w:t>
       </w:r>
     </w:p>
     <w:p>
@@ -10698,7 +10835,15 @@
         <w:spacing w:after="60"/>
       </w:pPr>
       <w:r>
-        <w:t>Cannot access: Learning, Career, or Talent modules — these are employee-only features that unlock once hired. Cannot see any other candidate's or employee's information.</w:t>
+        <w:t xml:space="preserve">Cannot access: Learning, Career, or Talent modules — these are employee-only features that unlock once hired. Cannot see any other candidate's or </w:t>
+      </w:r>
+      <w:proofErr w:type="gramStart"/>
+      <w:r>
+        <w:t>employee's</w:t>
+      </w:r>
+      <w:proofErr w:type="gramEnd"/>
+      <w:r>
+        <w:t xml:space="preserve"> information.</w:t>
       </w:r>
     </w:p>
     <w:p>
@@ -10711,7 +10856,15 @@
         <w:spacing w:after="60"/>
       </w:pPr>
       <w:r>
-        <w:t>Role-specific workflow: Once hired (offer signed, approved, and converted by a recruiter), a candidate becomes an employee automatically — all the information already entered carries over; nothing needs to be re-entered. You'll then be guided into the shorter, 6-step Complete Profile wizard (Section 6.3) to finish the details only needed post-hire.</w:t>
+        <w:t xml:space="preserve">Role-specific workflow: Once hired (offer signed, approved, and converted by a recruiter), a candidate becomes an employee automatically — all the information already entered carries over; nothing needs to be re-entered. You'll then be guided into the shorter, 6-step Complete Profile wizard (Section 6.3) to finish the </w:t>
+      </w:r>
+      <w:proofErr w:type="gramStart"/>
+      <w:r>
+        <w:t>details only</w:t>
+      </w:r>
+      <w:proofErr w:type="gramEnd"/>
+      <w:r>
+        <w:t xml:space="preserve"> needed post-hire.</w:t>
       </w:r>
     </w:p>
     <w:p>
@@ -10761,8 +10914,13 @@
         </w:numPr>
         <w:spacing w:after="60"/>
       </w:pPr>
-      <w:r>
-        <w:t>Cannot access: Any other employee's private data, recruiter-only screens, or platform administration.</w:t>
+      <w:proofErr w:type="gramStart"/>
+      <w:r>
+        <w:t>Cannot</w:t>
+      </w:r>
+      <w:proofErr w:type="gramEnd"/>
+      <w:r>
+        <w:t xml:space="preserve"> access: Any other employee's private data, recruiter-only screens, or platform administration.</w:t>
       </w:r>
     </w:p>
     <w:p>
@@ -10844,9 +11002,9 @@
       </w:tblPr>
       <w:tblGrid>
         <w:gridCol w:w="1463"/>
-        <w:gridCol w:w="1774"/>
+        <w:gridCol w:w="1775"/>
         <w:gridCol w:w="942"/>
-        <w:gridCol w:w="3146"/>
+        <w:gridCol w:w="3145"/>
         <w:gridCol w:w="2025"/>
       </w:tblGrid>
       <w:tr>
@@ -10855,7 +11013,7 @@
         </w:trPr>
         <w:tc>
           <w:tcPr>
-            <w:tcW w:w="800" w:type="pct"/>
+            <w:tcW w:w="782" w:type="pct"/>
             <w:shd w:val="clear" w:color="auto" w:fill="1B2A4A"/>
             <w:tcMar>
               <w:top w:w="100" w:type="dxa"/>
@@ -10878,7 +11036,7 @@
         </w:tc>
         <w:tc>
           <w:tcPr>
-            <w:tcW w:w="900" w:type="pct"/>
+            <w:tcW w:w="949" w:type="pct"/>
             <w:shd w:val="clear" w:color="auto" w:fill="1B2A4A"/>
             <w:tcMar>
               <w:top w:w="100" w:type="dxa"/>
@@ -10901,7 +11059,7 @@
         </w:tc>
         <w:tc>
           <w:tcPr>
-            <w:tcW w:w="500" w:type="pct"/>
+            <w:tcW w:w="504" w:type="pct"/>
             <w:shd w:val="clear" w:color="auto" w:fill="1B2A4A"/>
             <w:tcMar>
               <w:top w:w="100" w:type="dxa"/>
@@ -10924,7 +11082,7 @@
         </w:tc>
         <w:tc>
           <w:tcPr>
-            <w:tcW w:w="1700" w:type="pct"/>
+            <w:tcW w:w="1682" w:type="pct"/>
             <w:shd w:val="clear" w:color="auto" w:fill="1B2A4A"/>
             <w:tcMar>
               <w:top w:w="100" w:type="dxa"/>
@@ -10947,7 +11105,7 @@
         </w:tc>
         <w:tc>
           <w:tcPr>
-            <w:tcW w:w="1100" w:type="pct"/>
+            <w:tcW w:w="1083" w:type="pct"/>
             <w:shd w:val="clear" w:color="auto" w:fill="1B2A4A"/>
             <w:tcMar>
               <w:top w:w="100" w:type="dxa"/>
@@ -10972,7 +11130,7 @@
       <w:tr>
         <w:tc>
           <w:tcPr>
-            <w:tcW w:w="800" w:type="pct"/>
+            <w:tcW w:w="782" w:type="pct"/>
             <w:tcMar>
               <w:top w:w="90" w:type="dxa"/>
               <w:left w:w="120" w:type="dxa"/>
@@ -10993,7 +11151,7 @@
         </w:tc>
         <w:tc>
           <w:tcPr>
-            <w:tcW w:w="900" w:type="pct"/>
+            <w:tcW w:w="949" w:type="pct"/>
             <w:tcMar>
               <w:top w:w="90" w:type="dxa"/>
               <w:left w:w="120" w:type="dxa"/>
@@ -11014,7 +11172,7 @@
         </w:tc>
         <w:tc>
           <w:tcPr>
-            <w:tcW w:w="500" w:type="pct"/>
+            <w:tcW w:w="504" w:type="pct"/>
             <w:tcMar>
               <w:top w:w="90" w:type="dxa"/>
               <w:left w:w="120" w:type="dxa"/>
@@ -11035,7 +11193,7 @@
         </w:tc>
         <w:tc>
           <w:tcPr>
-            <w:tcW w:w="1700" w:type="pct"/>
+            <w:tcW w:w="1682" w:type="pct"/>
             <w:tcMar>
               <w:top w:w="90" w:type="dxa"/>
               <w:left w:w="120" w:type="dxa"/>
@@ -11056,7 +11214,7 @@
         </w:tc>
         <w:tc>
           <w:tcPr>
-            <w:tcW w:w="1100" w:type="pct"/>
+            <w:tcW w:w="1083" w:type="pct"/>
             <w:tcMar>
               <w:top w:w="90" w:type="dxa"/>
               <w:left w:w="120" w:type="dxa"/>
@@ -11079,7 +11237,7 @@
       <w:tr>
         <w:tc>
           <w:tcPr>
-            <w:tcW w:w="800" w:type="pct"/>
+            <w:tcW w:w="782" w:type="pct"/>
             <w:shd w:val="clear" w:color="auto" w:fill="F2F3F5"/>
             <w:tcMar>
               <w:top w:w="90" w:type="dxa"/>
@@ -11101,7 +11259,7 @@
         </w:tc>
         <w:tc>
           <w:tcPr>
-            <w:tcW w:w="900" w:type="pct"/>
+            <w:tcW w:w="949" w:type="pct"/>
             <w:shd w:val="clear" w:color="auto" w:fill="F2F3F5"/>
             <w:tcMar>
               <w:top w:w="90" w:type="dxa"/>
@@ -11123,7 +11281,7 @@
         </w:tc>
         <w:tc>
           <w:tcPr>
-            <w:tcW w:w="500" w:type="pct"/>
+            <w:tcW w:w="504" w:type="pct"/>
             <w:shd w:val="clear" w:color="auto" w:fill="F2F3F5"/>
             <w:tcMar>
               <w:top w:w="90" w:type="dxa"/>
@@ -11145,7 +11303,7 @@
         </w:tc>
         <w:tc>
           <w:tcPr>
-            <w:tcW w:w="1700" w:type="pct"/>
+            <w:tcW w:w="1682" w:type="pct"/>
             <w:shd w:val="clear" w:color="auto" w:fill="F2F3F5"/>
             <w:tcMar>
               <w:top w:w="90" w:type="dxa"/>
@@ -11167,7 +11325,7 @@
         </w:tc>
         <w:tc>
           <w:tcPr>
-            <w:tcW w:w="1100" w:type="pct"/>
+            <w:tcW w:w="1083" w:type="pct"/>
             <w:shd w:val="clear" w:color="auto" w:fill="F2F3F5"/>
             <w:tcMar>
               <w:top w:w="90" w:type="dxa"/>
@@ -11191,7 +11349,7 @@
       <w:tr>
         <w:tc>
           <w:tcPr>
-            <w:tcW w:w="800" w:type="pct"/>
+            <w:tcW w:w="782" w:type="pct"/>
             <w:tcMar>
               <w:top w:w="90" w:type="dxa"/>
               <w:left w:w="120" w:type="dxa"/>
@@ -11212,7 +11370,7 @@
         </w:tc>
         <w:tc>
           <w:tcPr>
-            <w:tcW w:w="900" w:type="pct"/>
+            <w:tcW w:w="949" w:type="pct"/>
             <w:tcMar>
               <w:top w:w="90" w:type="dxa"/>
               <w:left w:w="120" w:type="dxa"/>
@@ -11233,7 +11391,7 @@
         </w:tc>
         <w:tc>
           <w:tcPr>
-            <w:tcW w:w="500" w:type="pct"/>
+            <w:tcW w:w="504" w:type="pct"/>
             <w:tcMar>
               <w:top w:w="90" w:type="dxa"/>
               <w:left w:w="120" w:type="dxa"/>
@@ -11254,7 +11412,7 @@
         </w:tc>
         <w:tc>
           <w:tcPr>
-            <w:tcW w:w="1700" w:type="pct"/>
+            <w:tcW w:w="1682" w:type="pct"/>
             <w:tcMar>
               <w:top w:w="90" w:type="dxa"/>
               <w:left w:w="120" w:type="dxa"/>
@@ -11275,7 +11433,7 @@
         </w:tc>
         <w:tc>
           <w:tcPr>
-            <w:tcW w:w="1100" w:type="pct"/>
+            <w:tcW w:w="1083" w:type="pct"/>
             <w:tcMar>
               <w:top w:w="90" w:type="dxa"/>
               <w:left w:w="120" w:type="dxa"/>
@@ -11298,7 +11456,7 @@
       <w:tr>
         <w:tc>
           <w:tcPr>
-            <w:tcW w:w="800" w:type="pct"/>
+            <w:tcW w:w="782" w:type="pct"/>
             <w:shd w:val="clear" w:color="auto" w:fill="F2F3F5"/>
             <w:tcMar>
               <w:top w:w="90" w:type="dxa"/>
@@ -11320,7 +11478,7 @@
         </w:tc>
         <w:tc>
           <w:tcPr>
-            <w:tcW w:w="900" w:type="pct"/>
+            <w:tcW w:w="949" w:type="pct"/>
             <w:shd w:val="clear" w:color="auto" w:fill="F2F3F5"/>
             <w:tcMar>
               <w:top w:w="90" w:type="dxa"/>
@@ -11342,7 +11500,7 @@
         </w:tc>
         <w:tc>
           <w:tcPr>
-            <w:tcW w:w="500" w:type="pct"/>
+            <w:tcW w:w="504" w:type="pct"/>
             <w:shd w:val="clear" w:color="auto" w:fill="F2F3F5"/>
             <w:tcMar>
               <w:top w:w="90" w:type="dxa"/>
@@ -11364,7 +11522,7 @@
         </w:tc>
         <w:tc>
           <w:tcPr>
-            <w:tcW w:w="1700" w:type="pct"/>
+            <w:tcW w:w="1682" w:type="pct"/>
             <w:shd w:val="clear" w:color="auto" w:fill="F2F3F5"/>
             <w:tcMar>
               <w:top w:w="90" w:type="dxa"/>
@@ -11386,7 +11544,7 @@
         </w:tc>
         <w:tc>
           <w:tcPr>
-            <w:tcW w:w="1100" w:type="pct"/>
+            <w:tcW w:w="1083" w:type="pct"/>
             <w:shd w:val="clear" w:color="auto" w:fill="F2F3F5"/>
             <w:tcMar>
               <w:top w:w="90" w:type="dxa"/>
@@ -11410,7 +11568,7 @@
       <w:tr>
         <w:tc>
           <w:tcPr>
-            <w:tcW w:w="800" w:type="pct"/>
+            <w:tcW w:w="782" w:type="pct"/>
             <w:tcMar>
               <w:top w:w="90" w:type="dxa"/>
               <w:left w:w="120" w:type="dxa"/>
@@ -11431,7 +11589,7 @@
         </w:tc>
         <w:tc>
           <w:tcPr>
-            <w:tcW w:w="900" w:type="pct"/>
+            <w:tcW w:w="949" w:type="pct"/>
             <w:tcMar>
               <w:top w:w="90" w:type="dxa"/>
               <w:left w:w="120" w:type="dxa"/>
@@ -11452,7 +11610,7 @@
         </w:tc>
         <w:tc>
           <w:tcPr>
-            <w:tcW w:w="500" w:type="pct"/>
+            <w:tcW w:w="504" w:type="pct"/>
             <w:tcMar>
               <w:top w:w="90" w:type="dxa"/>
               <w:left w:w="120" w:type="dxa"/>
@@ -11473,7 +11631,7 @@
         </w:tc>
         <w:tc>
           <w:tcPr>
-            <w:tcW w:w="1700" w:type="pct"/>
+            <w:tcW w:w="1682" w:type="pct"/>
             <w:tcMar>
               <w:top w:w="90" w:type="dxa"/>
               <w:left w:w="120" w:type="dxa"/>
@@ -11494,7 +11652,7 @@
         </w:tc>
         <w:tc>
           <w:tcPr>
-            <w:tcW w:w="1100" w:type="pct"/>
+            <w:tcW w:w="1083" w:type="pct"/>
             <w:tcMar>
               <w:top w:w="90" w:type="dxa"/>
               <w:left w:w="120" w:type="dxa"/>
@@ -11517,7 +11675,7 @@
       <w:tr>
         <w:tc>
           <w:tcPr>
-            <w:tcW w:w="800" w:type="pct"/>
+            <w:tcW w:w="782" w:type="pct"/>
             <w:shd w:val="clear" w:color="auto" w:fill="F2F3F5"/>
             <w:tcMar>
               <w:top w:w="90" w:type="dxa"/>
@@ -11539,7 +11697,7 @@
         </w:tc>
         <w:tc>
           <w:tcPr>
-            <w:tcW w:w="900" w:type="pct"/>
+            <w:tcW w:w="949" w:type="pct"/>
             <w:shd w:val="clear" w:color="auto" w:fill="F2F3F5"/>
             <w:tcMar>
               <w:top w:w="90" w:type="dxa"/>
@@ -11561,7 +11719,7 @@
         </w:tc>
         <w:tc>
           <w:tcPr>
-            <w:tcW w:w="500" w:type="pct"/>
+            <w:tcW w:w="504" w:type="pct"/>
             <w:shd w:val="clear" w:color="auto" w:fill="F2F3F5"/>
             <w:tcMar>
               <w:top w:w="90" w:type="dxa"/>
@@ -11583,7 +11741,7 @@
         </w:tc>
         <w:tc>
           <w:tcPr>
-            <w:tcW w:w="1700" w:type="pct"/>
+            <w:tcW w:w="1682" w:type="pct"/>
             <w:shd w:val="clear" w:color="auto" w:fill="F2F3F5"/>
             <w:tcMar>
               <w:top w:w="90" w:type="dxa"/>
@@ -11605,7 +11763,7 @@
         </w:tc>
         <w:tc>
           <w:tcPr>
-            <w:tcW w:w="1100" w:type="pct"/>
+            <w:tcW w:w="1083" w:type="pct"/>
             <w:shd w:val="clear" w:color="auto" w:fill="F2F3F5"/>
             <w:tcMar>
               <w:top w:w="90" w:type="dxa"/>
@@ -11629,7 +11787,7 @@
       <w:tr>
         <w:tc>
           <w:tcPr>
-            <w:tcW w:w="800" w:type="pct"/>
+            <w:tcW w:w="782" w:type="pct"/>
             <w:tcMar>
               <w:top w:w="90" w:type="dxa"/>
               <w:left w:w="120" w:type="dxa"/>
@@ -11650,7 +11808,7 @@
         </w:tc>
         <w:tc>
           <w:tcPr>
-            <w:tcW w:w="900" w:type="pct"/>
+            <w:tcW w:w="949" w:type="pct"/>
             <w:tcMar>
               <w:top w:w="90" w:type="dxa"/>
               <w:left w:w="120" w:type="dxa"/>
@@ -11671,7 +11829,7 @@
         </w:tc>
         <w:tc>
           <w:tcPr>
-            <w:tcW w:w="500" w:type="pct"/>
+            <w:tcW w:w="504" w:type="pct"/>
             <w:tcMar>
               <w:top w:w="90" w:type="dxa"/>
               <w:left w:w="120" w:type="dxa"/>
@@ -11692,7 +11850,7 @@
         </w:tc>
         <w:tc>
           <w:tcPr>
-            <w:tcW w:w="1700" w:type="pct"/>
+            <w:tcW w:w="1682" w:type="pct"/>
             <w:tcMar>
               <w:top w:w="90" w:type="dxa"/>
               <w:left w:w="120" w:type="dxa"/>
@@ -11713,7 +11871,7 @@
         </w:tc>
         <w:tc>
           <w:tcPr>
-            <w:tcW w:w="1100" w:type="pct"/>
+            <w:tcW w:w="1083" w:type="pct"/>
             <w:tcMar>
               <w:top w:w="90" w:type="dxa"/>
               <w:left w:w="120" w:type="dxa"/>
@@ -11736,7 +11894,7 @@
       <w:tr>
         <w:tc>
           <w:tcPr>
-            <w:tcW w:w="800" w:type="pct"/>
+            <w:tcW w:w="782" w:type="pct"/>
             <w:shd w:val="clear" w:color="auto" w:fill="F2F3F5"/>
             <w:tcMar>
               <w:top w:w="90" w:type="dxa"/>
@@ -11758,7 +11916,7 @@
         </w:tc>
         <w:tc>
           <w:tcPr>
-            <w:tcW w:w="900" w:type="pct"/>
+            <w:tcW w:w="949" w:type="pct"/>
             <w:shd w:val="clear" w:color="auto" w:fill="F2F3F5"/>
             <w:tcMar>
               <w:top w:w="90" w:type="dxa"/>
@@ -11780,7 +11938,7 @@
         </w:tc>
         <w:tc>
           <w:tcPr>
-            <w:tcW w:w="500" w:type="pct"/>
+            <w:tcW w:w="504" w:type="pct"/>
             <w:shd w:val="clear" w:color="auto" w:fill="F2F3F5"/>
             <w:tcMar>
               <w:top w:w="90" w:type="dxa"/>
@@ -11802,7 +11960,7 @@
         </w:tc>
         <w:tc>
           <w:tcPr>
-            <w:tcW w:w="1700" w:type="pct"/>
+            <w:tcW w:w="1682" w:type="pct"/>
             <w:shd w:val="clear" w:color="auto" w:fill="F2F3F5"/>
             <w:tcMar>
               <w:top w:w="90" w:type="dxa"/>
@@ -11824,7 +11982,7 @@
         </w:tc>
         <w:tc>
           <w:tcPr>
-            <w:tcW w:w="1100" w:type="pct"/>
+            <w:tcW w:w="1083" w:type="pct"/>
             <w:shd w:val="clear" w:color="auto" w:fill="F2F3F5"/>
             <w:tcMar>
               <w:top w:w="90" w:type="dxa"/>
@@ -11848,7 +12006,7 @@
       <w:tr>
         <w:tc>
           <w:tcPr>
-            <w:tcW w:w="800" w:type="pct"/>
+            <w:tcW w:w="782" w:type="pct"/>
             <w:tcMar>
               <w:top w:w="90" w:type="dxa"/>
               <w:left w:w="120" w:type="dxa"/>
@@ -11869,7 +12027,7 @@
         </w:tc>
         <w:tc>
           <w:tcPr>
-            <w:tcW w:w="900" w:type="pct"/>
+            <w:tcW w:w="949" w:type="pct"/>
             <w:tcMar>
               <w:top w:w="90" w:type="dxa"/>
               <w:left w:w="120" w:type="dxa"/>
@@ -11890,7 +12048,7 @@
         </w:tc>
         <w:tc>
           <w:tcPr>
-            <w:tcW w:w="500" w:type="pct"/>
+            <w:tcW w:w="504" w:type="pct"/>
             <w:tcMar>
               <w:top w:w="90" w:type="dxa"/>
               <w:left w:w="120" w:type="dxa"/>
@@ -11911,7 +12069,7 @@
         </w:tc>
         <w:tc>
           <w:tcPr>
-            <w:tcW w:w="1700" w:type="pct"/>
+            <w:tcW w:w="1682" w:type="pct"/>
             <w:tcMar>
               <w:top w:w="90" w:type="dxa"/>
               <w:left w:w="120" w:type="dxa"/>
@@ -11932,7 +12090,7 @@
         </w:tc>
         <w:tc>
           <w:tcPr>
-            <w:tcW w:w="1100" w:type="pct"/>
+            <w:tcW w:w="1083" w:type="pct"/>
             <w:tcMar>
               <w:top w:w="90" w:type="dxa"/>
               <w:left w:w="120" w:type="dxa"/>
@@ -11955,7 +12113,7 @@
       <w:tr>
         <w:tc>
           <w:tcPr>
-            <w:tcW w:w="800" w:type="pct"/>
+            <w:tcW w:w="782" w:type="pct"/>
             <w:shd w:val="clear" w:color="auto" w:fill="F2F3F5"/>
             <w:tcMar>
               <w:top w:w="90" w:type="dxa"/>
@@ -11977,7 +12135,7 @@
         </w:tc>
         <w:tc>
           <w:tcPr>
-            <w:tcW w:w="900" w:type="pct"/>
+            <w:tcW w:w="949" w:type="pct"/>
             <w:shd w:val="clear" w:color="auto" w:fill="F2F3F5"/>
             <w:tcMar>
               <w:top w:w="90" w:type="dxa"/>
@@ -11999,7 +12157,7 @@
         </w:tc>
         <w:tc>
           <w:tcPr>
-            <w:tcW w:w="500" w:type="pct"/>
+            <w:tcW w:w="504" w:type="pct"/>
             <w:shd w:val="clear" w:color="auto" w:fill="F2F3F5"/>
             <w:tcMar>
               <w:top w:w="90" w:type="dxa"/>
@@ -12021,7 +12179,7 @@
         </w:tc>
         <w:tc>
           <w:tcPr>
-            <w:tcW w:w="1700" w:type="pct"/>
+            <w:tcW w:w="1682" w:type="pct"/>
             <w:shd w:val="clear" w:color="auto" w:fill="F2F3F5"/>
             <w:tcMar>
               <w:top w:w="90" w:type="dxa"/>
@@ -12043,7 +12201,7 @@
         </w:tc>
         <w:tc>
           <w:tcPr>
-            <w:tcW w:w="1100" w:type="pct"/>
+            <w:tcW w:w="1083" w:type="pct"/>
             <w:shd w:val="clear" w:color="auto" w:fill="F2F3F5"/>
             <w:tcMar>
               <w:top w:w="90" w:type="dxa"/>
@@ -12067,7 +12225,7 @@
       <w:tr>
         <w:tc>
           <w:tcPr>
-            <w:tcW w:w="800" w:type="pct"/>
+            <w:tcW w:w="782" w:type="pct"/>
             <w:tcMar>
               <w:top w:w="90" w:type="dxa"/>
               <w:left w:w="120" w:type="dxa"/>
@@ -12088,7 +12246,7 @@
         </w:tc>
         <w:tc>
           <w:tcPr>
-            <w:tcW w:w="900" w:type="pct"/>
+            <w:tcW w:w="949" w:type="pct"/>
             <w:tcMar>
               <w:top w:w="90" w:type="dxa"/>
               <w:left w:w="120" w:type="dxa"/>
@@ -12109,7 +12267,7 @@
         </w:tc>
         <w:tc>
           <w:tcPr>
-            <w:tcW w:w="500" w:type="pct"/>
+            <w:tcW w:w="504" w:type="pct"/>
             <w:tcMar>
               <w:top w:w="90" w:type="dxa"/>
               <w:left w:w="120" w:type="dxa"/>
@@ -12130,7 +12288,7 @@
         </w:tc>
         <w:tc>
           <w:tcPr>
-            <w:tcW w:w="1700" w:type="pct"/>
+            <w:tcW w:w="1682" w:type="pct"/>
             <w:tcMar>
               <w:top w:w="90" w:type="dxa"/>
               <w:left w:w="120" w:type="dxa"/>
@@ -12151,7 +12309,7 @@
         </w:tc>
         <w:tc>
           <w:tcPr>
-            <w:tcW w:w="1100" w:type="pct"/>
+            <w:tcW w:w="1083" w:type="pct"/>
             <w:tcMar>
               <w:top w:w="90" w:type="dxa"/>
               <w:left w:w="120" w:type="dxa"/>
@@ -12169,36 +12327,6 @@
               <w:t>+92 300 1234567</w:t>
             </w:r>
           </w:p>
-        </w:tc>
-      </w:tr>
-      <w:tr>
-        <w:tblPrEx>
-          <w:tblBorders>
-            <w:top w:val="dashed" w:sz="8" w:space="0" w:color="9AA5B1"/>
-            <w:left w:val="dashed" w:sz="8" w:space="0" w:color="9AA5B1"/>
-            <w:bottom w:val="dashed" w:sz="8" w:space="0" w:color="9AA5B1"/>
-            <w:right w:val="dashed" w:sz="8" w:space="0" w:color="9AA5B1"/>
-            <w:insideH w:val="none" w:sz="0" w:space="0" w:color="auto"/>
-            <w:insideV w:val="none" w:sz="0" w:space="0" w:color="auto"/>
-          </w:tblBorders>
-        </w:tblPrEx>
-        <w:trPr>
-          <w:gridAfter w:val="4"/>
-          <w:wAfter w:w="9245" w:type="dxa"/>
-          <w:trHeight w:val="15"/>
-        </w:trPr>
-        <w:tc>
-          <w:tcPr>
-            <w:tcW w:w="0" w:type="auto"/>
-            <w:shd w:val="clear" w:color="auto" w:fill="F5F7FA"/>
-            <w:tcMar>
-              <w:top w:w="500" w:type="dxa"/>
-              <w:left w:w="300" w:type="dxa"/>
-              <w:bottom w:w="500" w:type="dxa"/>
-              <w:right w:w="300" w:type="dxa"/>
-            </w:tcMar>
-          </w:tcPr>
-          <w:p/>
         </w:tc>
       </w:tr>
     </w:tbl>
@@ -12531,7 +12659,6 @@
                 <w:sz w:val="19"/>
                 <w:szCs w:val="19"/>
               </w:rPr>
-              <w:lastRenderedPageBreak/>
               <w:t>Alternate phone / Address</w:t>
             </w:r>
           </w:p>
@@ -12643,6 +12770,7 @@
                 <w:sz w:val="19"/>
                 <w:szCs w:val="19"/>
               </w:rPr>
+              <w:lastRenderedPageBreak/>
               <w:t>Field</w:t>
             </w:r>
           </w:p>
@@ -13094,35 +13222,6 @@
               <w:t>Up to 20 characters if provided</w:t>
             </w:r>
           </w:p>
-        </w:tc>
-      </w:tr>
-      <w:tr>
-        <w:tblPrEx>
-          <w:tblBorders>
-            <w:top w:val="dashed" w:sz="8" w:space="0" w:color="9AA5B1"/>
-            <w:left w:val="dashed" w:sz="8" w:space="0" w:color="9AA5B1"/>
-            <w:bottom w:val="dashed" w:sz="8" w:space="0" w:color="9AA5B1"/>
-            <w:right w:val="dashed" w:sz="8" w:space="0" w:color="9AA5B1"/>
-            <w:insideH w:val="none" w:sz="0" w:space="0" w:color="auto"/>
-            <w:insideV w:val="none" w:sz="0" w:space="0" w:color="auto"/>
-          </w:tblBorders>
-        </w:tblPrEx>
-        <w:trPr>
-          <w:gridAfter w:val="2"/>
-          <w:wAfter w:w="3500" w:type="pct"/>
-        </w:trPr>
-        <w:tc>
-          <w:tcPr>
-            <w:tcW w:w="0" w:type="auto"/>
-            <w:shd w:val="clear" w:color="auto" w:fill="F5F7FA"/>
-            <w:tcMar>
-              <w:top w:w="500" w:type="dxa"/>
-              <w:left w:w="300" w:type="dxa"/>
-              <w:bottom w:w="500" w:type="dxa"/>
-              <w:right w:w="300" w:type="dxa"/>
-            </w:tcMar>
-          </w:tcPr>
-          <w:p/>
         </w:tc>
       </w:tr>
     </w:tbl>
@@ -16871,23 +16970,13 @@
         <w:tab w:val="right" w:pos="9026"/>
       </w:tabs>
     </w:pPr>
-    <w:proofErr w:type="spellStart"/>
     <w:r>
       <w:rPr>
         <w:color w:val="6B7280"/>
         <w:sz w:val="16"/>
         <w:szCs w:val="16"/>
       </w:rPr>
-      <w:t>TalentAI</w:t>
-    </w:r>
-    <w:proofErr w:type="spellEnd"/>
-    <w:r>
-      <w:rPr>
-        <w:color w:val="6B7280"/>
-        <w:sz w:val="16"/>
-        <w:szCs w:val="16"/>
-      </w:rPr>
-      <w:t xml:space="preserve"> — User Manual</w:t>
+      <w:t>User Manual</w:t>
     </w:r>
     <w:r>
       <w:rPr>
@@ -17046,14 +17135,6 @@
         <w:szCs w:val="18"/>
       </w:rPr>
       <w:tab/>
-    </w:r>
-    <w:r>
-      <w:rPr>
-        <w:color w:val="6B7280"/>
-        <w:sz w:val="18"/>
-        <w:szCs w:val="18"/>
-      </w:rPr>
-      <w:t>User Manual</w:t>
     </w:r>
   </w:p>
 </w:hdr>
@@ -24526,6 +24607,48 @@
       <w:shd w:val="clear" w:color="auto" w:fill="E1DFDD"/>
     </w:rPr>
   </w:style>
+  <w:style w:type="paragraph" w:styleId="Header">
+    <w:name w:val="header"/>
+    <w:basedOn w:val="Normal"/>
+    <w:link w:val="HeaderChar"/>
+    <w:uiPriority w:val="99"/>
+    <w:unhideWhenUsed/>
+    <w:rsid w:val="00F77B90"/>
+    <w:pPr>
+      <w:tabs>
+        <w:tab w:val="center" w:pos="4680"/>
+        <w:tab w:val="right" w:pos="9360"/>
+      </w:tabs>
+    </w:pPr>
+  </w:style>
+  <w:style w:type="character" w:customStyle="1" w:styleId="HeaderChar">
+    <w:name w:val="Header Char"/>
+    <w:basedOn w:val="DefaultParagraphFont"/>
+    <w:link w:val="Header"/>
+    <w:uiPriority w:val="99"/>
+    <w:rsid w:val="00F77B90"/>
+  </w:style>
+  <w:style w:type="paragraph" w:styleId="Footer">
+    <w:name w:val="footer"/>
+    <w:basedOn w:val="Normal"/>
+    <w:link w:val="FooterChar"/>
+    <w:uiPriority w:val="99"/>
+    <w:unhideWhenUsed/>
+    <w:rsid w:val="00F77B90"/>
+    <w:pPr>
+      <w:tabs>
+        <w:tab w:val="center" w:pos="4680"/>
+        <w:tab w:val="right" w:pos="9360"/>
+      </w:tabs>
+    </w:pPr>
+  </w:style>
+  <w:style w:type="character" w:customStyle="1" w:styleId="FooterChar">
+    <w:name w:val="Footer Char"/>
+    <w:basedOn w:val="DefaultParagraphFont"/>
+    <w:link w:val="Footer"/>
+    <w:uiPriority w:val="99"/>
+    <w:rsid w:val="00F77B90"/>
+  </w:style>
 </w:styles>
 </file>
 
